--- a/@Materi Kuliah/Materi_Analisis_Regresi_Tingkat_Lanjut/Kontrak_Perkuliahan_Analisis_Regresi_Tingkat_Lanjut_S2_Statistika_Terapan.docx
+++ b/@Materi Kuliah/Materi_Analisis_Regresi_Tingkat_Lanjut/Kontrak_Perkuliahan_Analisis_Regresi_Tingkat_Lanjut_S2_Statistika_Terapan.docx
@@ -20,41 +20,6 @@
           <w:color w:val="000000" w:themeColor="text1"/>
           <w:lang w:val="id-ID"/>
         </w:rPr>
-        <w:drawing>
-          <wp:inline distT="0" distB="0" distL="0" distR="0" wp14:anchorId="352FE733" wp14:editId="72B06C1D">
-            <wp:extent cx="7556500" cy="10680700"/>
-            <wp:effectExtent l="0" t="0" r="0" b="0"/>
-            <wp:docPr id="987787959" name="Picture 1"/>
-            <wp:cNvGraphicFramePr>
-              <a:graphicFrameLocks xmlns:a="http://schemas.openxmlformats.org/drawingml/2006/main" noChangeAspect="1"/>
-            </wp:cNvGraphicFramePr>
-            <a:graphic xmlns:a="http://schemas.openxmlformats.org/drawingml/2006/main">
-              <a:graphicData uri="http://schemas.openxmlformats.org/drawingml/2006/picture">
-                <pic:pic xmlns:pic="http://schemas.openxmlformats.org/drawingml/2006/picture">
-                  <pic:nvPicPr>
-                    <pic:cNvPr id="987787959" name="Picture 987787959"/>
-                    <pic:cNvPicPr/>
-                  </pic:nvPicPr>
-                  <pic:blipFill>
-                    <a:blip r:embed="rId8"/>
-                    <a:stretch>
-                      <a:fillRect/>
-                    </a:stretch>
-                  </pic:blipFill>
-                  <pic:spPr>
-                    <a:xfrm>
-                      <a:off x="0" y="0"/>
-                      <a:ext cx="7556500" cy="10680700"/>
-                    </a:xfrm>
-                    <a:prstGeom prst="rect">
-                      <a:avLst/>
-                    </a:prstGeom>
-                  </pic:spPr>
-                </pic:pic>
-              </a:graphicData>
-            </a:graphic>
-          </wp:inline>
-        </w:drawing>
       </w:r>
     </w:p>
     <w:p>
@@ -68,7 +33,7 @@
         </w:rPr>
         <w:sectPr>
           <w:pgSz w:w="11906" w:h="16838"/>
-          <w:pgMar w:top="0" w:right="0" w:bottom="0" w:left="0" w:header="720" w:footer="720" w:gutter="0"/>
+          <w:pgMar w:top="1008" w:right="0" w:bottom="1008" w:left="0" w:header="720" w:footer="720" w:gutter="0"/>
           <w:cols w:space="720"/>
           <w:docGrid w:linePitch="360"/>
         </w:sectPr>
@@ -94,7 +59,6 @@
           <w:sz w:val="44"/>
           <w:lang w:val="id-ID"/>
         </w:rPr>
-        <w:lastRenderedPageBreak/>
         <w:t>KONTRAK PERKULIAHAN</w:t>
       </w:r>
     </w:p>
@@ -1130,7 +1094,6 @@
           <w:color w:val="000000" w:themeColor="text1"/>
           <w:lang w:val="id-ID"/>
         </w:rPr>
-        <w:br w:type="page"/>
       </w:r>
     </w:p>
     <w:p>
@@ -1151,7 +1114,6 @@
           <w:color w:val="000000" w:themeColor="text1"/>
           <w:lang w:val="id-ID"/>
         </w:rPr>
-        <w:lastRenderedPageBreak/>
         <w:t>1. Latar Belakang dan Deskripsi Mata Kuliah</w:t>
       </w:r>
     </w:p>
@@ -2301,7 +2263,6 @@
           <w:color w:val="000000" w:themeColor="text1"/>
           <w:lang w:val="id-ID"/>
         </w:rPr>
-        <w:br w:type="page"/>
       </w:r>
     </w:p>
     <w:tbl>
@@ -3492,7 +3453,7 @@
           <w:headerReference w:type="default" r:id="rId9"/>
           <w:footerReference w:type="default" r:id="rId10"/>
           <w:pgSz w:w="11906" w:h="16838"/>
-          <w:pgMar w:top="1134" w:right="1021" w:bottom="1179" w:left="1021" w:header="567" w:footer="720" w:gutter="0"/>
+          <w:pgMar w:top="1008" w:right="1021" w:bottom="1008" w:left="1021" w:header="567" w:footer="720" w:gutter="0"/>
           <w:pgNumType w:start="1"/>
           <w:cols w:space="720"/>
           <w:docGrid w:linePitch="360"/>
@@ -3517,7 +3478,6 @@
           <w:color w:val="000000" w:themeColor="text1"/>
           <w:lang w:val="id-ID"/>
         </w:rPr>
-        <w:lastRenderedPageBreak/>
         <w:t>5. Rencana Pembelajaran Mingguan</w:t>
       </w:r>
     </w:p>
@@ -6657,7 +6617,7 @@
           <w:headerReference w:type="default" r:id="rId11"/>
           <w:footerReference w:type="default" r:id="rId12"/>
           <w:pgSz w:w="16838" w:h="11906" w:orient="landscape"/>
-          <w:pgMar w:top="737" w:right="709" w:bottom="680" w:left="709" w:header="720" w:footer="720" w:gutter="0"/>
+          <w:pgMar w:top="1008" w:right="709" w:bottom="1008" w:left="709" w:header="720" w:footer="720" w:gutter="0"/>
           <w:cols w:space="720"/>
           <w:docGrid w:linePitch="360"/>
         </w:sectPr>
@@ -6681,7 +6641,6 @@
           <w:color w:val="000000" w:themeColor="text1"/>
           <w:lang w:val="id-ID"/>
         </w:rPr>
-        <w:lastRenderedPageBreak/>
         <w:t>6. Sistem Penilaian</w:t>
       </w:r>
     </w:p>
@@ -9103,7 +9062,6 @@
           <w:color w:val="000000" w:themeColor="text1"/>
           <w:lang w:val="id-ID"/>
         </w:rPr>
-        <w:lastRenderedPageBreak/>
         <w:t>7. Tata Tertib Perkuliahan</w:t>
       </w:r>
     </w:p>
@@ -10089,7 +10047,6 @@
           <w:color w:val="000000" w:themeColor="text1"/>
           <w:lang w:val="id-ID"/>
         </w:rPr>
-        <w:lastRenderedPageBreak/>
         <w:t>8.1 Lembar Persetujuan</w:t>
       </w:r>
     </w:p>
@@ -11471,7 +11428,6 @@
           <w:sz w:val="16"/>
           <w:lang w:val="id-ID"/>
         </w:rPr>
-        <w:lastRenderedPageBreak/>
         <w:t>Fischler, Martin A., and Robert C. Bolles. 1981. “Random Sample Consensus: A Paradigm for Model Fitting with Applications to Image Analysis and Automated Cartography.” Communications of the ACM 24 (6): 381–95.</w:t>
       </w:r>
     </w:p>
@@ -11663,14 +11619,228 @@
         </w:rPr>
       </w:pPr>
     </w:p>
-    <w:sectPr>
-      <w:headerReference w:type="default" r:id="rId13"/>
-      <w:footerReference w:type="default" r:id="rId14"/>
-      <w:pgSz w:w="11906" w:h="16838"/>
-      <w:pgMar w:top="964" w:right="1020" w:bottom="850" w:left="1020" w:header="720" w:footer="720" w:gutter="0"/>
-      <w:cols w:space="720"/>
-      <w:docGrid w:linePitch="360"/>
-    </w:sectPr>
+    <w:p>
+      <w:r/>
+    </w:p>
+    <w:p>
+      <w:r/>
+    </w:p>
+    <w:p>
+      <w:r/>
+    </w:p>
+    <w:p>
+      <w:r/>
+    </w:p>
+    <w:p>
+      <w:r/>
+    </w:p>
+    <w:p>
+      <w:r>
+        <w:br w:type="page"/>
+      </w:r>
+    </w:p>
+    <w:p>
+      <w:pPr>
+        <w:pStyle w:val="Heading1"/>
+      </w:pPr>
+      <w:r>
+        <w:rPr>
+          <w:b/>
+          <w:color w:val="17395C"/>
+          <w:sz w:val="32"/>
+        </w:rPr>
+        <w:t>PENYELARASAN KONTRAK DENGAN RPS REVISI AI 2026</w:t>
+      </w:r>
+    </w:p>
+    <w:p>
+      <w:r>
+        <w:t>Kontrak perkuliahan Analisis Regresi Tingkat Lanjut ini mengikuti RPS Revisi AI 2026. Rumusan CPL tidak diubah. AI berfungsi sebagai alat bantu untuk mempercepat ketercapaian CPMK/Sub-CPMK, bukan pengganti penalaran statistika, keputusan metodologis, atau tanggung jawab akademik.</w:t>
+      </w:r>
+    </w:p>
+    <w:p>
+      <w:pPr>
+        <w:pStyle w:val="Heading2"/>
+      </w:pPr>
+      <w:r>
+        <w:t>CPMK yang dipercepat melalui dukungan AI</w:t>
+      </w:r>
+    </w:p>
+    <w:p>
+      <w:pPr>
+        <w:pStyle w:val="ListBullet"/>
+      </w:pPr>
+      <w:r>
+        <w:t>CPMK1: Mampu menganalisis karakteristik data, asumsi, dan permasalahan yang relevan dengan Analisis Regresi Tingkat Lanjut.</w:t>
+      </w:r>
+    </w:p>
+    <w:p>
+      <w:pPr>
+        <w:pStyle w:val="ListBullet"/>
+      </w:pPr>
+      <w:r>
+        <w:t>CPMK2: Mampu mengevaluasi dan memilih metode Analisis Regresi Tingkat Lanjut yang tepat sesuai tujuan, desain data, dan konteks penerapan.</w:t>
+      </w:r>
+    </w:p>
+    <w:p>
+      <w:pPr>
+        <w:pStyle w:val="ListBullet"/>
+      </w:pPr>
+      <w:r>
+        <w:t>CPMK3: Mampu mengimplementasikan, mendiagnosis, dan memvalidasi analisis Analisis Regresi Tingkat Lanjut menggunakan perangkat lunak statistika.</w:t>
+      </w:r>
+    </w:p>
+    <w:p>
+      <w:pPr>
+        <w:pStyle w:val="ListBullet"/>
+      </w:pPr>
+      <w:r>
+        <w:t>CPMK4: Mampu menyintesis proyek/riset Analisis Regresi Tingkat Lanjut secara mandiri serta mengomunikasikan hasil, ketidakpastian, dan keterbatasannya.</w:t>
+      </w:r>
+    </w:p>
+    <w:p>
+      <w:pPr>
+        <w:pStyle w:val="Heading2"/>
+      </w:pPr>
+      <w:r>
+        <w:t>Integrasi AI kontekstual</w:t>
+      </w:r>
+    </w:p>
+    <w:p>
+      <w:pPr>
+        <w:pStyle w:val="ListBullet"/>
+      </w:pPr>
+      <w:r>
+        <w:t>Perbandingan regresi klasik, penalized regression, tree-based model, boosting, dan neural network berdasarkan tujuan inferensi atau prediksi.</w:t>
+      </w:r>
+    </w:p>
+    <w:p>
+      <w:pPr>
+        <w:pStyle w:val="ListBullet"/>
+      </w:pPr>
+      <w:r>
+        <w:t>Validasi silang, kalibrasi, model selection bias, interpretabilitas global/lokal, serta keterbatasan penggunaan feature importance dan SHAP untuk klaim kausal.</w:t>
+      </w:r>
+    </w:p>
+    <w:p>
+      <w:pPr>
+        <w:pStyle w:val="ListBullet"/>
+      </w:pPr>
+      <w:r>
+        <w:t>Proyek data nyata dengan model card ringkas yang memuat tujuan, data, asumsi, validasi, uncertainty, fairness, dan batas penggunaan model.</w:t>
+      </w:r>
+    </w:p>
+    <w:p>
+      <w:pPr>
+        <w:pStyle w:val="Heading2"/>
+      </w:pPr>
+      <w:r>
+        <w:t>Aturan penggunaan dan bukti yang wajib diserahkan</w:t>
+      </w:r>
+    </w:p>
+    <w:p>
+      <w:pPr>
+        <w:pStyle w:val="ListNumber"/>
+      </w:pPr>
+      <w:r>
+        <w:t>AI boleh digunakan untuk eksplorasi, penyusunan alternatif, pemeriksaan kode, simulasi, atau umpan balik awal sesuai instruksi dosen.</w:t>
+      </w:r>
+    </w:p>
+    <w:p>
+      <w:pPr>
+        <w:pStyle w:val="ListNumber"/>
+      </w:pPr>
+      <w:r>
+        <w:t>Setiap penggunaan AI wajib disertai pernyataan penggunaan, prompt log ringkas, sumber, versi alat, perubahan yang dilakukan, dan bukti verifikasi mandiri.</w:t>
+      </w:r>
+    </w:p>
+    <w:p>
+      <w:pPr>
+        <w:pStyle w:val="ListNumber"/>
+      </w:pPr>
+      <w:r>
+        <w:t>Keluaran wajib diperiksa terhadap asumsi metode, sumber primer, hasil numerik, diagnostik, ketidakpastian, robustness, bias/fairness, privasi, dan konteks.</w:t>
+      </w:r>
+    </w:p>
+    <w:p>
+      <w:pPr>
+        <w:pStyle w:val="ListNumber"/>
+      </w:pPr>
+      <w:r>
+        <w:t>Data pribadi, rahasia, soal asesmen tertutup, materi berhak cipta tanpa izin, dan kredensial tidak boleh dimasukkan ke layanan AI yang tidak disetujui.</w:t>
+      </w:r>
+    </w:p>
+    <w:p>
+      <w:pPr>
+        <w:pStyle w:val="ListNumber"/>
+      </w:pPr>
+      <w:r>
+        <w:t>Pada asesmen yang dinyatakan tanpa AI, mahasiswa wajib menaati pembatasan tersebut. Mahasiswa selalu wajib mampu menjelaskan seluruh hasil secara mandiri.</w:t>
+      </w:r>
+    </w:p>
+    <w:p>
+      <w:pPr>
+        <w:pStyle w:val="Heading2"/>
+      </w:pPr>
+      <w:r>
+        <w:t>Rubrik minimum asesmen berbantuan AI</w:t>
+      </w:r>
+    </w:p>
+    <w:p>
+      <w:pPr>
+        <w:pStyle w:val="ListBullet"/>
+      </w:pPr>
+      <w:r>
+        <w:rPr>
+          <w:b/>
+        </w:rPr>
+        <w:t xml:space="preserve">Ketepatan metodologi (35%) — </w:t>
+      </w:r>
+      <w:r>
+        <w:t>Asumsi, metode, derivasi/kode, dan inferensi benar serta sesuai konteks.</w:t>
+      </w:r>
+    </w:p>
+    <w:p>
+      <w:pPr>
+        <w:pStyle w:val="ListBullet"/>
+      </w:pPr>
+      <w:r>
+        <w:rPr>
+          <w:b/>
+        </w:rPr>
+        <w:t xml:space="preserve">Validasi dan ketidakpastian (25%) — </w:t>
+      </w:r>
+      <w:r>
+        <w:t>Hasil diuji ulang; diagnostik, robustness, ketidakpastian, dan keterbatasan dibahas.</w:t>
+      </w:r>
+    </w:p>
+    <w:p>
+      <w:pPr>
+        <w:pStyle w:val="ListBullet"/>
+      </w:pPr>
+      <w:r>
+        <w:rPr>
+          <w:b/>
+        </w:rPr>
+        <w:t xml:space="preserve">Reproducibility dan audit trail (20%) — </w:t>
+      </w:r>
+      <w:r>
+        <w:t>Data dictionary, kode/notebook, versi alat, prompt log, sumber, dan jejak agen memadai.</w:t>
+      </w:r>
+    </w:p>
+    <w:p>
+      <w:pPr>
+        <w:pStyle w:val="ListBullet"/>
+      </w:pPr>
+      <w:r>
+        <w:rPr>
+          <w:b/>
+        </w:rPr>
+        <w:t xml:space="preserve">Responsible AI dan komunikasi (20%) — </w:t>
+      </w:r>
+      <w:r>
+        <w:t>Privasi, fairness, transparansi, human oversight, dampak, dan komunikasi dipenuhi.</w:t>
+      </w:r>
+    </w:p>
   </w:body>
 </w:document>
 </file>

--- a/@Materi Kuliah/Materi_Analisis_Regresi_Tingkat_Lanjut/Kontrak_Perkuliahan_Analisis_Regresi_Tingkat_Lanjut_S2_Statistika_Terapan.docx
+++ b/@Materi Kuliah/Materi_Analisis_Regresi_Tingkat_Lanjut/Kontrak_Perkuliahan_Analisis_Regresi_Tingkat_Lanjut_S2_Statistika_Terapan.docx
@@ -14,12 +14,38 @@
         </w:rPr>
       </w:pPr>
       <w:r>
-        <w:rPr>
-          <w:rFonts w:ascii="Times New Roman" w:hAnsi="Times New Roman" w:cs="Times New Roman"/>
-          <w:noProof/>
-          <w:color w:val="000000" w:themeColor="text1"/>
-          <w:lang w:val="id-ID"/>
-        </w:rPr>
+        <w:drawing>
+          <wp:inline xmlns:a="http://schemas.openxmlformats.org/drawingml/2006/main" xmlns:pic="http://schemas.openxmlformats.org/drawingml/2006/picture">
+            <wp:extent cx="7556500" cy="10680700"/>
+            <wp:docPr id="1" name="Picture 1"/>
+            <wp:cNvGraphicFramePr>
+              <a:graphicFrameLocks noChangeAspect="1"/>
+            </wp:cNvGraphicFramePr>
+            <a:graphic>
+              <a:graphicData uri="http://schemas.openxmlformats.org/drawingml/2006/picture">
+                <pic:pic>
+                  <pic:nvPicPr>
+                    <pic:cNvPr id="0" name="image.png"/>
+                    <pic:cNvPicPr/>
+                  </pic:nvPicPr>
+                  <pic:blipFill>
+                    <a:blip r:embed="rId8"/>
+                    <a:stretch>
+                      <a:fillRect/>
+                    </a:stretch>
+                  </pic:blipFill>
+                  <pic:spPr>
+                    <a:xfrm>
+                      <a:off x="0" y="0"/>
+                      <a:ext cx="7556500" cy="10680700"/>
+                    </a:xfrm>
+                    <a:prstGeom prst="rect"/>
+                  </pic:spPr>
+                </pic:pic>
+              </a:graphicData>
+            </a:graphic>
+          </wp:inline>
+        </w:drawing>
       </w:r>
     </w:p>
     <w:p>
@@ -1301,7 +1327,7 @@
                 <w:rFonts w:ascii="Times New Roman" w:hAnsi="Times New Roman" w:cs="Times New Roman"/>
                 <w:b/>
                 <w:noProof/>
-                <w:color w:val="000000" w:themeColor="text1"/>
+                <w:color w:val="FFFFFF"/>
                 <w:sz w:val="18"/>
                 <w:lang w:val="id-ID"/>
               </w:rPr>
@@ -1336,7 +1362,7 @@
                 <w:rFonts w:ascii="Times New Roman" w:hAnsi="Times New Roman" w:cs="Times New Roman"/>
                 <w:b/>
                 <w:noProof/>
-                <w:color w:val="000000" w:themeColor="text1"/>
+                <w:color w:val="FFFFFF"/>
                 <w:sz w:val="18"/>
                 <w:lang w:val="id-ID"/>
               </w:rPr>
@@ -1759,7 +1785,7 @@
                 <w:rFonts w:ascii="Times New Roman" w:hAnsi="Times New Roman" w:cs="Times New Roman"/>
                 <w:b/>
                 <w:noProof/>
-                <w:color w:val="000000" w:themeColor="text1"/>
+                <w:color w:val="FFFFFF"/>
                 <w:sz w:val="16"/>
                 <w:lang w:val="id-ID"/>
               </w:rPr>
@@ -1794,7 +1820,7 @@
                 <w:rFonts w:ascii="Times New Roman" w:hAnsi="Times New Roman" w:cs="Times New Roman"/>
                 <w:b/>
                 <w:noProof/>
-                <w:color w:val="000000" w:themeColor="text1"/>
+                <w:color w:val="FFFFFF"/>
                 <w:sz w:val="16"/>
                 <w:lang w:val="id-ID"/>
               </w:rPr>
@@ -1829,7 +1855,7 @@
                 <w:rFonts w:ascii="Times New Roman" w:hAnsi="Times New Roman" w:cs="Times New Roman"/>
                 <w:b/>
                 <w:noProof/>
-                <w:color w:val="000000" w:themeColor="text1"/>
+                <w:color w:val="FFFFFF"/>
                 <w:sz w:val="16"/>
                 <w:lang w:val="id-ID"/>
               </w:rPr>
@@ -2443,7 +2469,7 @@
                 <w:rFonts w:ascii="Times New Roman" w:hAnsi="Times New Roman" w:cs="Times New Roman"/>
                 <w:b/>
                 <w:noProof/>
-                <w:color w:val="000000" w:themeColor="text1"/>
+                <w:color w:val="FFFFFF"/>
                 <w:sz w:val="17"/>
                 <w:lang w:val="id-ID"/>
               </w:rPr>
@@ -2478,7 +2504,7 @@
                 <w:rFonts w:ascii="Times New Roman" w:hAnsi="Times New Roman" w:cs="Times New Roman"/>
                 <w:b/>
                 <w:noProof/>
-                <w:color w:val="000000" w:themeColor="text1"/>
+                <w:color w:val="FFFFFF"/>
                 <w:sz w:val="17"/>
                 <w:lang w:val="id-ID"/>
               </w:rPr>
@@ -2513,7 +2539,7 @@
                 <w:rFonts w:ascii="Times New Roman" w:hAnsi="Times New Roman" w:cs="Times New Roman"/>
                 <w:b/>
                 <w:noProof/>
-                <w:color w:val="000000" w:themeColor="text1"/>
+                <w:color w:val="FFFFFF"/>
                 <w:sz w:val="17"/>
                 <w:lang w:val="id-ID"/>
               </w:rPr>
@@ -3547,7 +3573,7 @@
                 <w:rFonts w:ascii="Times New Roman" w:hAnsi="Times New Roman" w:cs="Times New Roman"/>
                 <w:b/>
                 <w:noProof/>
-                <w:color w:val="000000" w:themeColor="text1"/>
+                <w:color w:val="FFFFFF"/>
                 <w:sz w:val="14"/>
                 <w:lang w:val="id-ID"/>
               </w:rPr>
@@ -3582,7 +3608,7 @@
                 <w:rFonts w:ascii="Times New Roman" w:hAnsi="Times New Roman" w:cs="Times New Roman"/>
                 <w:b/>
                 <w:noProof/>
-                <w:color w:val="000000" w:themeColor="text1"/>
+                <w:color w:val="FFFFFF"/>
                 <w:sz w:val="14"/>
                 <w:lang w:val="id-ID"/>
               </w:rPr>
@@ -3617,7 +3643,7 @@
                 <w:rFonts w:ascii="Times New Roman" w:hAnsi="Times New Roman" w:cs="Times New Roman"/>
                 <w:b/>
                 <w:noProof/>
-                <w:color w:val="000000" w:themeColor="text1"/>
+                <w:color w:val="FFFFFF"/>
                 <w:sz w:val="14"/>
                 <w:lang w:val="id-ID"/>
               </w:rPr>
@@ -3652,7 +3678,7 @@
                 <w:rFonts w:ascii="Times New Roman" w:hAnsi="Times New Roman" w:cs="Times New Roman"/>
                 <w:b/>
                 <w:noProof/>
-                <w:color w:val="000000" w:themeColor="text1"/>
+                <w:color w:val="FFFFFF"/>
                 <w:sz w:val="14"/>
                 <w:lang w:val="id-ID"/>
               </w:rPr>
@@ -3687,7 +3713,7 @@
                 <w:rFonts w:ascii="Times New Roman" w:hAnsi="Times New Roman" w:cs="Times New Roman"/>
                 <w:b/>
                 <w:noProof/>
-                <w:color w:val="000000" w:themeColor="text1"/>
+                <w:color w:val="FFFFFF"/>
                 <w:sz w:val="14"/>
                 <w:lang w:val="id-ID"/>
               </w:rPr>
@@ -5114,7 +5140,7 @@
                 <w:rFonts w:ascii="Times New Roman" w:hAnsi="Times New Roman" w:cs="Times New Roman"/>
                 <w:b/>
                 <w:noProof/>
-                <w:color w:val="000000" w:themeColor="text1"/>
+                <w:color w:val="FFFFFF"/>
                 <w:sz w:val="14"/>
                 <w:lang w:val="id-ID"/>
               </w:rPr>
@@ -5149,7 +5175,7 @@
                 <w:rFonts w:ascii="Times New Roman" w:hAnsi="Times New Roman" w:cs="Times New Roman"/>
                 <w:b/>
                 <w:noProof/>
-                <w:color w:val="000000" w:themeColor="text1"/>
+                <w:color w:val="FFFFFF"/>
                 <w:sz w:val="14"/>
                 <w:lang w:val="id-ID"/>
               </w:rPr>
@@ -5184,7 +5210,7 @@
                 <w:rFonts w:ascii="Times New Roman" w:hAnsi="Times New Roman" w:cs="Times New Roman"/>
                 <w:b/>
                 <w:noProof/>
-                <w:color w:val="000000" w:themeColor="text1"/>
+                <w:color w:val="FFFFFF"/>
                 <w:sz w:val="14"/>
                 <w:lang w:val="id-ID"/>
               </w:rPr>
@@ -5219,7 +5245,7 @@
                 <w:rFonts w:ascii="Times New Roman" w:hAnsi="Times New Roman" w:cs="Times New Roman"/>
                 <w:b/>
                 <w:noProof/>
-                <w:color w:val="000000" w:themeColor="text1"/>
+                <w:color w:val="FFFFFF"/>
                 <w:sz w:val="14"/>
                 <w:lang w:val="id-ID"/>
               </w:rPr>
@@ -5254,7 +5280,7 @@
                 <w:rFonts w:ascii="Times New Roman" w:hAnsi="Times New Roman" w:cs="Times New Roman"/>
                 <w:b/>
                 <w:noProof/>
-                <w:color w:val="000000" w:themeColor="text1"/>
+                <w:color w:val="FFFFFF"/>
                 <w:sz w:val="14"/>
                 <w:lang w:val="id-ID"/>
               </w:rPr>
@@ -6709,7 +6735,7 @@
                 <w:rFonts w:ascii="Times New Roman" w:hAnsi="Times New Roman" w:cs="Times New Roman"/>
                 <w:b/>
                 <w:noProof/>
-                <w:color w:val="000000" w:themeColor="text1"/>
+                <w:color w:val="FFFFFF"/>
                 <w:sz w:val="16"/>
                 <w:lang w:val="id-ID"/>
               </w:rPr>
@@ -6744,7 +6770,7 @@
                 <w:rFonts w:ascii="Times New Roman" w:hAnsi="Times New Roman" w:cs="Times New Roman"/>
                 <w:b/>
                 <w:noProof/>
-                <w:color w:val="000000" w:themeColor="text1"/>
+                <w:color w:val="FFFFFF"/>
                 <w:sz w:val="16"/>
                 <w:lang w:val="id-ID"/>
               </w:rPr>
@@ -6779,7 +6805,7 @@
                 <w:rFonts w:ascii="Times New Roman" w:hAnsi="Times New Roman" w:cs="Times New Roman"/>
                 <w:b/>
                 <w:noProof/>
-                <w:color w:val="000000" w:themeColor="text1"/>
+                <w:color w:val="FFFFFF"/>
                 <w:sz w:val="16"/>
                 <w:lang w:val="id-ID"/>
               </w:rPr>
@@ -6814,7 +6840,7 @@
                 <w:rFonts w:ascii="Times New Roman" w:hAnsi="Times New Roman" w:cs="Times New Roman"/>
                 <w:b/>
                 <w:noProof/>
-                <w:color w:val="000000" w:themeColor="text1"/>
+                <w:color w:val="FFFFFF"/>
                 <w:sz w:val="16"/>
                 <w:lang w:val="id-ID"/>
               </w:rPr>
@@ -7582,7 +7608,7 @@
                 <w:rFonts w:ascii="Times New Roman" w:hAnsi="Times New Roman" w:cs="Times New Roman"/>
                 <w:b/>
                 <w:noProof/>
-                <w:color w:val="000000" w:themeColor="text1"/>
+                <w:color w:val="FFFFFF"/>
                 <w:sz w:val="17"/>
                 <w:lang w:val="id-ID"/>
               </w:rPr>
@@ -7617,7 +7643,7 @@
                 <w:rFonts w:ascii="Times New Roman" w:hAnsi="Times New Roman" w:cs="Times New Roman"/>
                 <w:b/>
                 <w:noProof/>
-                <w:color w:val="000000" w:themeColor="text1"/>
+                <w:color w:val="FFFFFF"/>
                 <w:sz w:val="17"/>
                 <w:lang w:val="id-ID"/>
               </w:rPr>
@@ -7652,7 +7678,7 @@
                 <w:rFonts w:ascii="Times New Roman" w:hAnsi="Times New Roman" w:cs="Times New Roman"/>
                 <w:b/>
                 <w:noProof/>
-                <w:color w:val="000000" w:themeColor="text1"/>
+                <w:color w:val="FFFFFF"/>
                 <w:sz w:val="17"/>
                 <w:lang w:val="id-ID"/>
               </w:rPr>
@@ -8248,7 +8274,7 @@
                 <w:rFonts w:ascii="Times New Roman" w:hAnsi="Times New Roman" w:cs="Times New Roman"/>
                 <w:b/>
                 <w:noProof/>
-                <w:color w:val="000000" w:themeColor="text1"/>
+                <w:color w:val="FFFFFF"/>
                 <w:sz w:val="16"/>
                 <w:lang w:val="id-ID"/>
               </w:rPr>
@@ -8283,7 +8309,7 @@
                 <w:rFonts w:ascii="Times New Roman" w:hAnsi="Times New Roman" w:cs="Times New Roman"/>
                 <w:b/>
                 <w:noProof/>
-                <w:color w:val="000000" w:themeColor="text1"/>
+                <w:color w:val="FFFFFF"/>
                 <w:sz w:val="16"/>
                 <w:lang w:val="id-ID"/>
               </w:rPr>
@@ -8318,7 +8344,7 @@
                 <w:rFonts w:ascii="Times New Roman" w:hAnsi="Times New Roman" w:cs="Times New Roman"/>
                 <w:b/>
                 <w:noProof/>
-                <w:color w:val="000000" w:themeColor="text1"/>
+                <w:color w:val="FFFFFF"/>
                 <w:sz w:val="16"/>
                 <w:lang w:val="id-ID"/>
               </w:rPr>
@@ -9428,7 +9454,7 @@
                 <w:rFonts w:ascii="Times New Roman" w:hAnsi="Times New Roman" w:cs="Times New Roman"/>
                 <w:b/>
                 <w:noProof/>
-                <w:color w:val="000000" w:themeColor="text1"/>
+                <w:color w:val="FFFFFF"/>
                 <w:sz w:val="16"/>
                 <w:lang w:val="id-ID"/>
               </w:rPr>
@@ -9463,7 +9489,7 @@
                 <w:rFonts w:ascii="Times New Roman" w:hAnsi="Times New Roman" w:cs="Times New Roman"/>
                 <w:b/>
                 <w:noProof/>
-                <w:color w:val="000000" w:themeColor="text1"/>
+                <w:color w:val="FFFFFF"/>
                 <w:sz w:val="16"/>
                 <w:lang w:val="id-ID"/>
               </w:rPr>
@@ -9775,7 +9801,7 @@
                 <w:rFonts w:ascii="Times New Roman" w:hAnsi="Times New Roman" w:cs="Times New Roman"/>
                 <w:b/>
                 <w:noProof/>
-                <w:color w:val="000000" w:themeColor="text1"/>
+                <w:color w:val="FFFFFF"/>
                 <w:sz w:val="17"/>
                 <w:lang w:val="id-ID"/>
               </w:rPr>
@@ -9810,7 +9836,7 @@
                 <w:rFonts w:ascii="Times New Roman" w:hAnsi="Times New Roman" w:cs="Times New Roman"/>
                 <w:b/>
                 <w:noProof/>
-                <w:color w:val="000000" w:themeColor="text1"/>
+                <w:color w:val="FFFFFF"/>
                 <w:sz w:val="17"/>
                 <w:lang w:val="id-ID"/>
               </w:rPr>
@@ -10729,7 +10755,7 @@
                 <w:rFonts w:ascii="Times New Roman" w:hAnsi="Times New Roman" w:cs="Times New Roman"/>
                 <w:b/>
                 <w:noProof/>
-                <w:color w:val="000000" w:themeColor="text1"/>
+                <w:color w:val="FFFFFF"/>
                 <w:sz w:val="17"/>
                 <w:lang w:val="id-ID"/>
               </w:rPr>
@@ -10764,7 +10790,7 @@
                 <w:rFonts w:ascii="Times New Roman" w:hAnsi="Times New Roman" w:cs="Times New Roman"/>
                 <w:b/>
                 <w:noProof/>
-                <w:color w:val="000000" w:themeColor="text1"/>
+                <w:color w:val="FFFFFF"/>
                 <w:sz w:val="17"/>
                 <w:lang w:val="id-ID"/>
               </w:rPr>
